--- a/netlify/functions/_lib/assets/shiftbase/verlenging-slamaker.docx
+++ b/netlify/functions/_lib/assets/shiftbase/verlenging-slamaker.docx
@@ -99,10 +99,160 @@
         <w:t xml:space="preserve">De ondergetekenden:</w:t>
       </w:r>
     </w:p>
+    <w:tbl>
+      <w:tblPr>
+        <w:tblW w:w="9000" w:type="dxa"/>
+        <w:tblBorders>
+          <w:top w:val="nil"/>
+          <w:left w:val="nil"/>
+          <w:bottom w:val="nil"/>
+          <w:right w:val="nil"/>
+          <w:insideH w:val="nil"/>
+          <w:insideV w:val="nil"/>
+        </w:tblBorders>
+        <w:tblLayout w:type="fixed"/>
+        <w:tblCellMar>
+          <w:left w:w="0" w:type="dxa"/>
+          <w:right w:w="113" w:type="dxa"/>
+        </w:tblCellMar>
+        <w:tblLook w:val="0000"/>
+      </w:tblPr>
+      <w:tblGrid>
+        <w:gridCol w:w="2800"/>
+        <w:gridCol w:w="6200"/>
+      </w:tblGrid>
+      <w:tr>
+        <w:tc>
+          <w:tcPr>
+            <w:tcW w:w="2800" w:type="dxa"/>
+          </w:tcPr>
+          <w:p>
+            <w:pPr>
+              <w:spacing w:before="0" w:after="40"/>
+            </w:pPr>
+            <w:r>
+              <w:rPr>
+                <w:b/>
+                <w:bCs/>
+                <w:rtl w:val="0"/>
+              </w:rPr>
+              <w:t xml:space="preserve">Bedrijfsnaam:</w:t>
+            </w:r>
+          </w:p>
+        </w:tc>
+        <w:tc>
+          <w:tcPr>
+            <w:tcW w:w="6200" w:type="dxa"/>
+          </w:tcPr>
+          <w:p>
+            <w:pPr>
+              <w:spacing w:before="0" w:after="40"/>
+            </w:pPr>
+            <w:r>
+              <w:rPr>
+                <w:rtl w:val="0"/>
+              </w:rPr>
+              <w:t xml:space="preserve">[[BV]]</w:t>
+            </w:r>
+          </w:p>
+        </w:tc>
+      </w:tr>
+      <w:tr>
+        <w:tc>
+          <w:tcPr>
+            <w:tcW w:w="2800" w:type="dxa"/>
+          </w:tcPr>
+          <w:p>
+            <w:pPr>
+              <w:spacing w:before="0" w:after="40"/>
+            </w:pPr>
+            <w:r>
+              <w:rPr>
+                <w:b/>
+                <w:bCs/>
+                <w:rtl w:val="0"/>
+              </w:rPr>
+              <w:t xml:space="preserve">Adres:</w:t>
+            </w:r>
+          </w:p>
+        </w:tc>
+        <w:tc>
+          <w:tcPr>
+            <w:tcW w:w="6200" w:type="dxa"/>
+          </w:tcPr>
+          <w:p>
+            <w:pPr>
+              <w:spacing w:before="0" w:after="40"/>
+            </w:pPr>
+            <w:r>
+              <w:rPr>
+                <w:rtl w:val="0"/>
+              </w:rPr>
+              <w:t xml:space="preserve">[[ADRES]]</w:t>
+            </w:r>
+          </w:p>
+        </w:tc>
+      </w:tr>
+      <w:tr>
+        <w:tc>
+          <w:tcPr>
+            <w:tcW w:w="2800" w:type="dxa"/>
+          </w:tcPr>
+          <w:p>
+            <w:pPr>
+              <w:spacing w:before="0" w:after="40"/>
+            </w:pPr>
+            <w:r>
+              <w:rPr>
+                <w:b/>
+                <w:bCs/>
+                <w:rtl w:val="0"/>
+              </w:rPr>
+              <w:t xml:space="preserve">Postcode en plaats:</w:t>
+            </w:r>
+          </w:p>
+        </w:tc>
+        <w:tc>
+          <w:tcPr>
+            <w:tcW w:w="6200" w:type="dxa"/>
+          </w:tcPr>
+          <w:p>
+            <w:pPr>
+              <w:spacing w:before="0" w:after="40"/>
+            </w:pPr>
+            <w:r>
+              <w:rPr>
+                <w:rtl w:val="0"/>
+              </w:rPr>
+              <w:t xml:space="preserve">[[POSTCODE_PLAATS]]</w:t>
+            </w:r>
+          </w:p>
+        </w:tc>
+      </w:tr>
+    </w:tbl>
     <w:p>
       <w:pPr>
+        <w:spacing w:before="0" w:after="0"/>
+      </w:pPr>
+    </w:p>
+    <w:p>
+      <w:pPr>
         <w:rPr/>
       </w:pPr>
+      <w:r>
+        <w:rPr>
+          <w:rtl w:val="0"/>
+        </w:rPr>
+        <w:t xml:space="preserve">hierbij vertegenwoordigd door [[VERTEGENWOORDIGER]], hierna te noemen: </w:t>
+      </w:r>
+      <w:r>
+        <w:rPr>
+          <w:b w:val="1"/>
+          <w:bCs w:val="1"/>
+          <w:rtl w:val="0"/>
+        </w:rPr>
+        <w:t xml:space="preserve">"werkgever"</w:t>
+      </w:r>
       <w:r>
         <w:rPr>
           <w:rtl w:val="0"/>
@@ -115,22 +265,8 @@
       </w:pPr>
       <w:r>
         <w:rPr>
-          <w:b w:val="1"/>
-          <w:bCs w:val="1"/>
           <w:rtl w:val="0"/>
         </w:rPr>
-        <w:t xml:space="preserve">Bedrijfsnaam: </w:t>
-        <w:tab/>
-        <w:tab/>
-        <w:tab/>
-        <w:tab/>
-        <w:tab/>
-      </w:r>
-      <w:r>
-        <w:rPr>
-          <w:rtl w:val="0"/>
-        </w:rPr>
-        <w:t xml:space="preserve">[[BV]]</w:t>
       </w:r>
     </w:p>
     <w:p>
@@ -139,284 +275,218 @@
       </w:pPr>
       <w:r>
         <w:rPr>
-          <w:b w:val="1"/>
-          <w:bCs w:val="1"/>
-          <w:rtl w:val="0"/>
-        </w:rPr>
-        <w:t xml:space="preserve">Adres: </w:t>
-        <w:tab/>
-        <w:tab/>
-        <w:tab/>
-        <w:tab/>
-        <w:tab/>
-        <w:tab/>
-        <w:tab/>
-      </w:r>
-      <w:r>
-        <w:rPr>
-          <w:rtl w:val="0"/>
-        </w:rPr>
-        <w:t xml:space="preserve">[[ADRES]]</w:t>
-      </w:r>
-    </w:p>
-    <w:p>
-      <w:pPr>
-        <w:rPr/>
-      </w:pPr>
-      <w:r>
-        <w:rPr>
-          <w:b w:val="1"/>
-          <w:bCs w:val="1"/>
-          <w:rtl w:val="0"/>
-        </w:rPr>
-        <w:t xml:space="preserve">Postcode en plaats: </w:t>
-        <w:tab/>
-        <w:tab/>
-        <w:tab/>
-        <w:tab/>
-        <w:tab/>
-      </w:r>
-      <w:r>
-        <w:rPr>
-          <w:rtl w:val="0"/>
-        </w:rPr>
-        <w:t xml:space="preserve">[[POSTCODE_PLAATS]]</w:t>
-      </w:r>
-    </w:p>
-    <w:p>
-      <w:pPr>
-        <w:rPr/>
-      </w:pPr>
-      <w:r>
-        <w:rPr>
-          <w:rtl w:val="0"/>
-        </w:rPr>
-      </w:r>
-    </w:p>
-    <w:p>
-      <w:pPr>
-        <w:rPr/>
-      </w:pPr>
-      <w:r>
-        <w:rPr>
-          <w:rtl w:val="0"/>
-        </w:rPr>
-        <w:t xml:space="preserve">hierbij vertegenwoordigd door [[VERTEGENWOORDIGER]], hierna te noemen: </w:t>
-      </w:r>
-      <w:r>
-        <w:rPr>
-          <w:b w:val="1"/>
-          <w:bCs w:val="1"/>
-          <w:rtl w:val="0"/>
-        </w:rPr>
-        <w:t xml:space="preserve">"werkgever"</w:t>
-      </w:r>
-      <w:r>
-        <w:rPr>
-          <w:rtl w:val="0"/>
-        </w:rPr>
-      </w:r>
-    </w:p>
-    <w:p>
-      <w:pPr>
-        <w:rPr/>
-      </w:pPr>
-      <w:r>
-        <w:rPr>
-          <w:rtl w:val="0"/>
-        </w:rPr>
-      </w:r>
-    </w:p>
-    <w:p>
-      <w:pPr>
-        <w:rPr/>
-      </w:pPr>
-      <w:r>
-        <w:rPr>
           <w:rtl w:val="0"/>
         </w:rPr>
         <w:t xml:space="preserve">en</w:t>
       </w:r>
     </w:p>
+    <w:tbl>
+      <w:tblPr>
+        <w:tblW w:w="9000" w:type="dxa"/>
+        <w:tblBorders>
+          <w:top w:val="nil"/>
+          <w:left w:val="nil"/>
+          <w:bottom w:val="nil"/>
+          <w:right w:val="nil"/>
+          <w:insideH w:val="nil"/>
+          <w:insideV w:val="nil"/>
+        </w:tblBorders>
+        <w:tblLayout w:type="fixed"/>
+        <w:tblCellMar>
+          <w:left w:w="0" w:type="dxa"/>
+          <w:right w:w="113" w:type="dxa"/>
+        </w:tblCellMar>
+        <w:tblLook w:val="0000"/>
+      </w:tblPr>
+      <w:tblGrid>
+        <w:gridCol w:w="2800"/>
+        <w:gridCol w:w="6200"/>
+      </w:tblGrid>
+      <w:tr>
+        <w:tc>
+          <w:tcPr>
+            <w:tcW w:w="2800" w:type="dxa"/>
+          </w:tcPr>
+          <w:p>
+            <w:pPr>
+              <w:spacing w:before="0" w:after="40"/>
+            </w:pPr>
+            <w:r>
+              <w:rPr>
+                <w:b/>
+                <w:bCs/>
+                <w:rtl w:val="0"/>
+              </w:rPr>
+              <w:t xml:space="preserve">Naam:</w:t>
+            </w:r>
+          </w:p>
+        </w:tc>
+        <w:tc>
+          <w:tcPr>
+            <w:tcW w:w="6200" w:type="dxa"/>
+          </w:tcPr>
+          <w:p>
+            <w:pPr>
+              <w:spacing w:before="0" w:after="40"/>
+            </w:pPr>
+            <w:r>
+              <w:rPr>
+                <w:rtl w:val="0"/>
+              </w:rPr>
+              <w:t xml:space="preserve">{first_name} {prefix_name} {last_name}</w:t>
+            </w:r>
+          </w:p>
+        </w:tc>
+      </w:tr>
+      <w:tr>
+        <w:tc>
+          <w:tcPr>
+            <w:tcW w:w="2800" w:type="dxa"/>
+          </w:tcPr>
+          <w:p>
+            <w:pPr>
+              <w:spacing w:before="0" w:after="40"/>
+            </w:pPr>
+            <w:r>
+              <w:rPr>
+                <w:b/>
+                <w:bCs/>
+                <w:rtl w:val="0"/>
+              </w:rPr>
+              <w:t xml:space="preserve">Adres:</w:t>
+            </w:r>
+          </w:p>
+        </w:tc>
+        <w:tc>
+          <w:tcPr>
+            <w:tcW w:w="6200" w:type="dxa"/>
+          </w:tcPr>
+          <w:p>
+            <w:pPr>
+              <w:spacing w:before="0" w:after="40"/>
+            </w:pPr>
+            <w:r>
+              <w:rPr>
+                <w:rtl w:val="0"/>
+              </w:rPr>
+              <w:t xml:space="preserve">{address}</w:t>
+            </w:r>
+          </w:p>
+        </w:tc>
+      </w:tr>
+      <w:tr>
+        <w:tc>
+          <w:tcPr>
+            <w:tcW w:w="2800" w:type="dxa"/>
+          </w:tcPr>
+          <w:p>
+            <w:pPr>
+              <w:spacing w:before="0" w:after="40"/>
+            </w:pPr>
+            <w:r>
+              <w:rPr>
+                <w:b/>
+                <w:bCs/>
+                <w:rtl w:val="0"/>
+              </w:rPr>
+              <w:t xml:space="preserve">Postcode en woonplaats:</w:t>
+            </w:r>
+          </w:p>
+        </w:tc>
+        <w:tc>
+          <w:tcPr>
+            <w:tcW w:w="6200" w:type="dxa"/>
+          </w:tcPr>
+          <w:p>
+            <w:pPr>
+              <w:spacing w:before="0" w:after="40"/>
+            </w:pPr>
+            <w:r>
+              <w:rPr>
+                <w:rtl w:val="0"/>
+              </w:rPr>
+              <w:t xml:space="preserve">{postal_code} {city}</w:t>
+            </w:r>
+          </w:p>
+        </w:tc>
+      </w:tr>
+      <w:tr>
+        <w:tc>
+          <w:tcPr>
+            <w:tcW w:w="2800" w:type="dxa"/>
+          </w:tcPr>
+          <w:p>
+            <w:pPr>
+              <w:spacing w:before="0" w:after="40"/>
+            </w:pPr>
+            <w:r>
+              <w:rPr>
+                <w:b/>
+                <w:bCs/>
+                <w:rtl w:val="0"/>
+              </w:rPr>
+              <w:t xml:space="preserve">Geboortedatum:</w:t>
+            </w:r>
+          </w:p>
+        </w:tc>
+        <w:tc>
+          <w:tcPr>
+            <w:tcW w:w="6200" w:type="dxa"/>
+          </w:tcPr>
+          <w:p>
+            <w:pPr>
+              <w:spacing w:before="0" w:after="40"/>
+            </w:pPr>
+            <w:r>
+              <w:rPr>
+                <w:rtl w:val="0"/>
+              </w:rPr>
+              <w:t xml:space="preserve">{date_of_birth}</w:t>
+            </w:r>
+          </w:p>
+        </w:tc>
+      </w:tr>
+      <w:tr>
+        <w:tc>
+          <w:tcPr>
+            <w:tcW w:w="2800" w:type="dxa"/>
+          </w:tcPr>
+          <w:p>
+            <w:pPr>
+              <w:spacing w:before="0" w:after="40"/>
+            </w:pPr>
+            <w:r>
+              <w:rPr>
+                <w:b/>
+                <w:bCs/>
+                <w:rtl w:val="0"/>
+              </w:rPr>
+              <w:t xml:space="preserve">Geboorteplaats:</w:t>
+            </w:r>
+          </w:p>
+        </w:tc>
+        <w:tc>
+          <w:tcPr>
+            <w:tcW w:w="6200" w:type="dxa"/>
+          </w:tcPr>
+          <w:p>
+            <w:pPr>
+              <w:spacing w:before="0" w:after="40"/>
+            </w:pPr>
+            <w:r>
+              <w:rPr>
+                <w:rtl w:val="0"/>
+              </w:rPr>
+              <w:t xml:space="preserve">{place_of_birth}</w:t>
+            </w:r>
+          </w:p>
+        </w:tc>
+      </w:tr>
+    </w:tbl>
     <w:p>
       <w:pPr>
-        <w:rPr/>
-      </w:pPr>
-      <w:r>
-        <w:rPr>
-          <w:rtl w:val="0"/>
-        </w:rPr>
-      </w:r>
-    </w:p>
-    <w:p>
-      <w:pPr>
-        <w:rPr/>
-      </w:pPr>
-      <w:r>
-        <w:rPr>
-          <w:b w:val="1"/>
-          <w:bCs w:val="1"/>
-          <w:rtl w:val="0"/>
-        </w:rPr>
-        <w:t xml:space="preserve">Naam: </w:t>
-        <w:tab/>
-        <w:tab/>
-        <w:tab/>
-        <w:tab/>
-        <w:tab/>
-        <w:tab/>
-        <w:tab/>
-      </w:r>
-      <w:r>
-        <w:rPr>
-          <w:highlight w:val="yellow"/>
-        </w:rPr>
-        <w:t xml:space="preserve">{first_name}</w:t>
-      </w:r>
-      <w:r>
-        <w:rPr>
-          <w:rtl w:val="0"/>
-        </w:rPr>
-        <w:t xml:space="preserve"> </w:t>
-      </w:r>
-      <w:r>
-        <w:rPr>
-          <w:highlight w:val="yellow"/>
-        </w:rPr>
-        <w:t xml:space="preserve">{prefix_name}</w:t>
-      </w:r>
-      <w:r>
-        <w:rPr>
-          <w:rtl w:val="0"/>
-        </w:rPr>
-        <w:t xml:space="preserve"> </w:t>
-      </w:r>
-      <w:r>
-        <w:rPr>
-          <w:highlight w:val="yellow"/>
-        </w:rPr>
-        <w:t xml:space="preserve">{last_name}</w:t>
-      </w:r>
-    </w:p>
-    <w:p>
-      <w:pPr>
-        <w:ind w:left="0" w:firstLine="0"/>
-        <w:rPr/>
-      </w:pPr>
-      <w:r>
-        <w:rPr>
-          <w:b w:val="1"/>
-          <w:bCs w:val="1"/>
-          <w:rtl w:val="0"/>
-        </w:rPr>
-        <w:t xml:space="preserve">Adres: </w:t>
-        <w:tab/>
-        <w:tab/>
-        <w:tab/>
-        <w:tab/>
-        <w:tab/>
-        <w:tab/>
-        <w:tab/>
-      </w:r>
-      <w:r>
-        <w:rPr>
-          <w:highlight w:val="yellow"/>
-        </w:rPr>
-        <w:t xml:space="preserve">{address}</w:t>
-      </w:r>
-    </w:p>
-    <w:p>
-      <w:pPr>
-        <w:rPr/>
-      </w:pPr>
-      <w:r>
-        <w:rPr>
-          <w:b w:val="1"/>
-          <w:bCs w:val="1"/>
-          <w:rtl w:val="0"/>
-        </w:rPr>
-        <w:t xml:space="preserve">Postcode en woonplaats: </w:t>
-        <w:tab/>
-        <w:tab/>
-        <w:tab/>
-        <w:tab/>
-      </w:r>
-      <w:r>
-        <w:rPr>
-          <w:highlight w:val="yellow"/>
-        </w:rPr>
-        <w:t xml:space="preserve">{postal_code}</w:t>
-      </w:r>
-      <w:r>
-        <w:rPr>
-          <w:rtl w:val="0"/>
-        </w:rPr>
-        <w:t xml:space="preserve"> </w:t>
-      </w:r>
-      <w:r>
-        <w:rPr>
-          <w:highlight w:val="yellow"/>
-        </w:rPr>
-        <w:t xml:space="preserve">{city}</w:t>
-      </w:r>
-    </w:p>
-    <w:p>
-      <w:pPr>
-        <w:rPr/>
-      </w:pPr>
-      <w:r>
-        <w:rPr>
-          <w:b w:val="1"/>
-          <w:bCs w:val="1"/>
-          <w:rtl w:val="0"/>
-        </w:rPr>
-        <w:t xml:space="preserve">Geboortedatum: </w:t>
-        <w:tab/>
-        <w:tab/>
-        <w:tab/>
-        <w:tab/>
-        <w:tab/>
-      </w:r>
-      <w:r>
-        <w:rPr>
-          <w:highlight w:val="yellow"/>
-        </w:rPr>
-        <w:t xml:space="preserve">{date_of_birth}</w:t>
-      </w:r>
-    </w:p>
-    <w:p>
-      <w:pPr>
-        <w:rPr/>
-      </w:pPr>
-      <w:r>
-        <w:rPr>
-          <w:b w:val="1"/>
-          <w:bCs w:val="1"/>
-          <w:rtl w:val="0"/>
-        </w:rPr>
-        <w:t xml:space="preserve">Geboorteplaats: </w:t>
-        <w:tab/>
-        <w:tab/>
-        <w:tab/>
-        <w:tab/>
-        <w:tab/>
-      </w:r>
-      <w:r>
-        <w:rPr>
-          <w:highlight w:val="yellow"/>
-        </w:rPr>
-        <w:t xml:space="preserve">{place_of_birth}</w:t>
-      </w:r>
-    </w:p>
-    <w:p>
-      <w:pPr>
-        <w:rPr/>
-      </w:pPr>
-      <w:r>
-        <w:rPr>
-          <w:rtl w:val="0"/>
-        </w:rPr>
-      </w:r>
+        <w:spacing w:before="0" w:after="0"/>
+      </w:pPr>
     </w:p>
     <w:p>
       <w:pPr>
